--- a/Отчет по разработке ИИ.docx
+++ b/Отчет по разработке ИИ.docx
@@ -253,7 +253,29 @@
           <w:sz w:val="40"/>
           <w:szCs w:val="40"/>
         </w:rPr>
-        <w:t>Отчет по разработке ИИ-агента для извлечения PDF-таблиц из нормативных документов</w:t>
+        <w:t xml:space="preserve">Создание </w:t>
+      </w:r>
+      <w:proofErr w:type="spellStart"/>
+      <w:r>
+        <w:rPr>
+          <w:rFonts w:ascii="Times New Roman" w:hAnsi="Times New Roman" w:cs="Times New Roman"/>
+          <w:b/>
+          <w:bCs/>
+          <w:sz w:val="40"/>
+          <w:szCs w:val="40"/>
+        </w:rPr>
+        <w:t>графовой</w:t>
+      </w:r>
+      <w:proofErr w:type="spellEnd"/>
+      <w:r>
+        <w:rPr>
+          <w:rFonts w:ascii="Times New Roman" w:hAnsi="Times New Roman" w:cs="Times New Roman"/>
+          <w:b/>
+          <w:bCs/>
+          <w:sz w:val="40"/>
+          <w:szCs w:val="40"/>
+        </w:rPr>
+        <w:t xml:space="preserve"> нейросети для распределения объектов на плоскости с учётом заданных границ и противопожарной безопасности</w:t>
       </w:r>
     </w:p>
     <w:p>
@@ -311,7 +333,7 @@
           <w:szCs w:val="28"/>
           <w:u w:val="single"/>
         </w:rPr>
-        <w:t xml:space="preserve">                                                       </w:t>
+        <w:t xml:space="preserve">    </w:t>
       </w:r>
       <w:r>
         <w:rPr>
@@ -321,15 +343,66 @@
           <w:szCs w:val="28"/>
           <w:u w:val="single"/>
         </w:rPr>
-        <w:t>Кваша В.В.,</w:t>
-      </w:r>
-      <w:r>
-        <w:rPr>
-          <w:rFonts w:ascii="Times New Roman" w:hAnsi="Times New Roman" w:cs="Times New Roman"/>
-          <w:sz w:val="28"/>
-          <w:szCs w:val="28"/>
-        </w:rPr>
-        <w:t xml:space="preserve"> Ю.С. Бойко</w:t>
+        <w:t>Морозов</w:t>
+      </w:r>
+      <w:r>
+        <w:rPr>
+          <w:rFonts w:ascii="Times New Roman" w:hAnsi="Times New Roman" w:cs="Times New Roman"/>
+          <w:color w:val="000000"/>
+          <w:sz w:val="28"/>
+          <w:szCs w:val="28"/>
+          <w:u w:val="single"/>
+        </w:rPr>
+        <w:t xml:space="preserve"> </w:t>
+      </w:r>
+      <w:r>
+        <w:rPr>
+          <w:rFonts w:ascii="Times New Roman" w:hAnsi="Times New Roman" w:cs="Times New Roman"/>
+          <w:color w:val="000000"/>
+          <w:sz w:val="28"/>
+          <w:szCs w:val="28"/>
+          <w:u w:val="single"/>
+        </w:rPr>
+        <w:t>А</w:t>
+      </w:r>
+      <w:r>
+        <w:rPr>
+          <w:rFonts w:ascii="Times New Roman" w:hAnsi="Times New Roman" w:cs="Times New Roman"/>
+          <w:color w:val="000000"/>
+          <w:sz w:val="28"/>
+          <w:szCs w:val="28"/>
+          <w:u w:val="single"/>
+        </w:rPr>
+        <w:t>.В.</w:t>
+      </w:r>
+      <w:r>
+        <w:rPr>
+          <w:rFonts w:ascii="Times New Roman" w:hAnsi="Times New Roman" w:cs="Times New Roman"/>
+          <w:sz w:val="28"/>
+          <w:szCs w:val="28"/>
+          <w:u w:val="single"/>
+        </w:rPr>
+        <w:t xml:space="preserve"> </w:t>
+      </w:r>
+      <w:proofErr w:type="spellStart"/>
+      <w:r>
+        <w:rPr>
+          <w:rFonts w:ascii="Times New Roman" w:hAnsi="Times New Roman" w:cs="Times New Roman"/>
+          <w:sz w:val="28"/>
+          <w:szCs w:val="28"/>
+          <w:u w:val="single"/>
+        </w:rPr>
+        <w:t>Бачонаев</w:t>
+      </w:r>
+      <w:proofErr w:type="spellEnd"/>
+      <w:r>
+        <w:rPr>
+          <w:rFonts w:ascii="Times New Roman" w:hAnsi="Times New Roman" w:cs="Times New Roman"/>
+          <w:sz w:val="28"/>
+          <w:szCs w:val="28"/>
+          <w:u w:val="single"/>
+        </w:rPr>
+        <w:t xml:space="preserve"> С.Д. Деменков В.В. Геворгян Н.Д.</w:t>
       </w:r>
     </w:p>
     <w:p>
@@ -367,7 +440,25 @@
           <w:szCs w:val="28"/>
           <w:u w:val="single"/>
         </w:rPr>
-        <w:t xml:space="preserve">09.03.03 Прикладная информатика       </w:t>
+        <w:t xml:space="preserve">09.03.03 Прикладная информатика    </w:t>
+      </w:r>
+      <w:r>
+        <w:rPr>
+          <w:rFonts w:ascii="Times New Roman" w:hAnsi="Times New Roman" w:cs="Times New Roman"/>
+          <w:sz w:val="28"/>
+          <w:szCs w:val="28"/>
+          <w:u w:val="single"/>
+        </w:rPr>
+        <w:t xml:space="preserve">            </w:t>
+      </w:r>
+      <w:r>
+        <w:rPr>
+          <w:rFonts w:ascii="Times New Roman" w:hAnsi="Times New Roman" w:cs="Times New Roman"/>
+          <w:sz w:val="28"/>
+          <w:szCs w:val="28"/>
+          <w:u w:val="single"/>
+        </w:rPr>
+        <w:t xml:space="preserve">   </w:t>
       </w:r>
       <w:r>
         <w:rPr>
@@ -425,73 +516,42 @@
           <w:color w:val="000000"/>
           <w:sz w:val="28"/>
           <w:szCs w:val="28"/>
-        </w:rPr>
-      </w:pPr>
-      <w:proofErr w:type="spellStart"/>
-      <w:r>
-        <w:rPr>
-          <w:rFonts w:ascii="Times New Roman" w:hAnsi="Times New Roman" w:cs="Times New Roman"/>
-          <w:sz w:val="28"/>
-          <w:szCs w:val="28"/>
-        </w:rPr>
-        <w:t>преподаватель_____________________________</w:t>
-      </w:r>
-      <w:r>
-        <w:rPr>
-          <w:rFonts w:ascii="Times New Roman" w:hAnsi="Times New Roman" w:cs="Times New Roman"/>
-          <w:sz w:val="28"/>
-          <w:szCs w:val="28"/>
-        </w:rPr>
-        <w:t>______</w:t>
-      </w:r>
-      <w:r>
-        <w:rPr>
-          <w:rFonts w:ascii="Times New Roman" w:hAnsi="Times New Roman" w:cs="Times New Roman"/>
-          <w:sz w:val="28"/>
-          <w:szCs w:val="28"/>
-        </w:rPr>
-        <w:t>__</w:t>
-      </w:r>
-      <w:r>
-        <w:rPr>
-          <w:rFonts w:ascii="Times New Roman" w:hAnsi="Times New Roman" w:cs="Times New Roman"/>
-          <w:sz w:val="28"/>
-          <w:szCs w:val="28"/>
-        </w:rPr>
-        <w:t>Г</w:t>
-      </w:r>
-      <w:r>
-        <w:rPr>
-          <w:rFonts w:ascii="Times New Roman" w:hAnsi="Times New Roman" w:cs="Times New Roman"/>
-          <w:sz w:val="28"/>
-          <w:szCs w:val="28"/>
-        </w:rPr>
-        <w:t>.</w:t>
-      </w:r>
-      <w:r>
-        <w:rPr>
-          <w:rFonts w:ascii="Times New Roman" w:hAnsi="Times New Roman" w:cs="Times New Roman"/>
-          <w:sz w:val="28"/>
-          <w:szCs w:val="28"/>
-        </w:rPr>
-        <w:t>О</w:t>
-      </w:r>
-      <w:proofErr w:type="spellEnd"/>
-      <w:r>
-        <w:rPr>
-          <w:rFonts w:ascii="Times New Roman" w:hAnsi="Times New Roman" w:cs="Times New Roman"/>
-          <w:sz w:val="28"/>
-          <w:szCs w:val="28"/>
-        </w:rPr>
-        <w:t xml:space="preserve">. </w:t>
-      </w:r>
-      <w:r>
-        <w:rPr>
-          <w:rFonts w:ascii="Times New Roman" w:hAnsi="Times New Roman" w:cs="Times New Roman"/>
-          <w:sz w:val="28"/>
-          <w:szCs w:val="28"/>
-        </w:rPr>
-        <w:t>Воронцов</w:t>
+          <w:u w:val="single"/>
+        </w:rPr>
+      </w:pPr>
+      <w:r>
+        <w:rPr>
+          <w:rFonts w:ascii="Times New Roman" w:hAnsi="Times New Roman" w:cs="Times New Roman"/>
+          <w:sz w:val="28"/>
+          <w:szCs w:val="28"/>
+        </w:rPr>
+        <w:t>П</w:t>
+      </w:r>
+      <w:r>
+        <w:rPr>
+          <w:rFonts w:ascii="Times New Roman" w:hAnsi="Times New Roman" w:cs="Times New Roman"/>
+          <w:sz w:val="28"/>
+          <w:szCs w:val="28"/>
+        </w:rPr>
+        <w:t>реподаватель</w:t>
+      </w:r>
+      <w:r>
+        <w:rPr>
+          <w:rFonts w:ascii="Times New Roman" w:hAnsi="Times New Roman" w:cs="Times New Roman"/>
+          <w:sz w:val="28"/>
+          <w:szCs w:val="28"/>
+          <w:u w:val="single"/>
+        </w:rPr>
+        <w:t xml:space="preserve">                                                                                        </w:t>
+      </w:r>
+      <w:r>
+        <w:rPr>
+          <w:rFonts w:ascii="Times New Roman" w:hAnsi="Times New Roman" w:cs="Times New Roman"/>
+          <w:sz w:val="28"/>
+          <w:szCs w:val="28"/>
+          <w:u w:val="single"/>
+        </w:rPr>
+        <w:t>Г.О. Воронцов</w:t>
       </w:r>
     </w:p>
     <w:p>
@@ -529,7 +589,6 @@
     </w:p>
     <w:p>
       <w:pPr>
-        <w:jc w:val="center"/>
         <w:rPr>
           <w:rFonts w:ascii="Times New Roman" w:hAnsi="Times New Roman" w:cs="Times New Roman"/>
           <w:color w:val="000000"/>
@@ -581,6 +640,15 @@
           <w:szCs w:val="28"/>
         </w:rPr>
       </w:pPr>
+      <w:r>
+        <w:rPr>
+          <w:rFonts w:ascii="Times New Roman" w:hAnsi="Times New Roman" w:cs="Times New Roman"/>
+          <w:color w:val="000000"/>
+          <w:sz w:val="28"/>
+          <w:szCs w:val="28"/>
+        </w:rPr>
+        <w:t xml:space="preserve">Краснодар </w:t>
+      </w:r>
     </w:p>
     <w:p>
       <w:pPr>
@@ -599,36 +667,40 @@
           <w:sz w:val="28"/>
           <w:szCs w:val="28"/>
         </w:rPr>
-        <w:t xml:space="preserve">Краснодар </w:t>
+        <w:t>202</w:t>
+      </w:r>
+      <w:r>
+        <w:rPr>
+          <w:rFonts w:ascii="Times New Roman" w:hAnsi="Times New Roman" w:cs="Times New Roman"/>
+          <w:color w:val="000000"/>
+          <w:sz w:val="28"/>
+          <w:szCs w:val="28"/>
+        </w:rPr>
+        <w:t>6</w:t>
       </w:r>
     </w:p>
     <w:p>
       <w:pPr>
-        <w:jc w:val="center"/>
-        <w:rPr>
-          <w:rFonts w:ascii="Times New Roman" w:hAnsi="Times New Roman" w:cs="Times New Roman"/>
-          <w:color w:val="000000"/>
-          <w:sz w:val="28"/>
-          <w:szCs w:val="28"/>
-        </w:rPr>
-      </w:pPr>
-      <w:r>
-        <w:rPr>
-          <w:rFonts w:ascii="Times New Roman" w:hAnsi="Times New Roman" w:cs="Times New Roman"/>
-          <w:color w:val="000000"/>
-          <w:sz w:val="28"/>
-          <w:szCs w:val="28"/>
-        </w:rPr>
-        <w:t>202</w:t>
-      </w:r>
-      <w:r>
-        <w:rPr>
-          <w:rFonts w:ascii="Times New Roman" w:hAnsi="Times New Roman" w:cs="Times New Roman"/>
-          <w:color w:val="000000"/>
-          <w:sz w:val="28"/>
-          <w:szCs w:val="28"/>
-        </w:rPr>
-        <w:t>6</w:t>
+        <w:spacing w:line="360" w:lineRule="auto"/>
+        <w:ind w:firstLine="709"/>
+        <w:rPr>
+          <w:rFonts w:ascii="Times New Roman" w:hAnsi="Times New Roman" w:cs="Times New Roman"/>
+          <w:b/>
+          <w:bCs/>
+          <w:sz w:val="28"/>
+          <w:szCs w:val="28"/>
+        </w:rPr>
+      </w:pPr>
+      <w:r>
+        <w:rPr>
+          <w:rFonts w:ascii="Times New Roman" w:hAnsi="Times New Roman" w:cs="Times New Roman"/>
+          <w:b/>
+          <w:bCs/>
+          <w:sz w:val="28"/>
+          <w:szCs w:val="28"/>
+        </w:rPr>
+        <w:lastRenderedPageBreak/>
+        <w:t>АННОТАЦИЯ</w:t>
       </w:r>
     </w:p>
     <w:p>
@@ -637,22 +709,155 @@
         <w:ind w:firstLine="709"/>
         <w:rPr>
           <w:rFonts w:ascii="Times New Roman" w:hAnsi="Times New Roman" w:cs="Times New Roman"/>
-          <w:b/>
-          <w:bCs/>
-          <w:sz w:val="28"/>
-          <w:szCs w:val="28"/>
-        </w:rPr>
-      </w:pPr>
-      <w:r>
-        <w:rPr>
-          <w:rFonts w:ascii="Times New Roman" w:hAnsi="Times New Roman" w:cs="Times New Roman"/>
-          <w:b/>
-          <w:bCs/>
-          <w:sz w:val="28"/>
-          <w:szCs w:val="28"/>
-        </w:rPr>
-        <w:lastRenderedPageBreak/>
-        <w:t>АННОТАЦИЯ</w:t>
+          <w:sz w:val="28"/>
+          <w:szCs w:val="28"/>
+        </w:rPr>
+      </w:pPr>
+      <w:r>
+        <w:rPr>
+          <w:rFonts w:ascii="Times New Roman" w:hAnsi="Times New Roman" w:cs="Times New Roman"/>
+          <w:sz w:val="28"/>
+          <w:szCs w:val="28"/>
+        </w:rPr>
+        <w:t xml:space="preserve">Настоящий отчёт посвящён изучению архитектуры и принципов работы </w:t>
+      </w:r>
+      <w:proofErr w:type="spellStart"/>
+      <w:r>
+        <w:rPr>
+          <w:rFonts w:ascii="Times New Roman" w:hAnsi="Times New Roman" w:cs="Times New Roman"/>
+          <w:sz w:val="28"/>
+          <w:szCs w:val="28"/>
+        </w:rPr>
+        <w:t>графовых</w:t>
+      </w:r>
+      <w:proofErr w:type="spellEnd"/>
+      <w:r>
+        <w:rPr>
+          <w:rFonts w:ascii="Times New Roman" w:hAnsi="Times New Roman" w:cs="Times New Roman"/>
+          <w:sz w:val="28"/>
+          <w:szCs w:val="28"/>
+        </w:rPr>
+        <w:t xml:space="preserve"> нейронных сетей (</w:t>
+      </w:r>
+      <w:r>
+        <w:rPr>
+          <w:rFonts w:ascii="Times New Roman" w:hAnsi="Times New Roman" w:cs="Times New Roman"/>
+          <w:sz w:val="28"/>
+          <w:szCs w:val="28"/>
+          <w:lang w:val="en-CA"/>
+        </w:rPr>
+        <w:t>Graph</w:t>
+      </w:r>
+      <w:r>
+        <w:rPr>
+          <w:rFonts w:ascii="Times New Roman" w:hAnsi="Times New Roman" w:cs="Times New Roman"/>
+          <w:sz w:val="28"/>
+          <w:szCs w:val="28"/>
+        </w:rPr>
+        <w:t xml:space="preserve"> </w:t>
+      </w:r>
+      <w:r>
+        <w:rPr>
+          <w:rFonts w:ascii="Times New Roman" w:hAnsi="Times New Roman" w:cs="Times New Roman"/>
+          <w:sz w:val="28"/>
+          <w:szCs w:val="28"/>
+          <w:lang w:val="en-CA"/>
+        </w:rPr>
+        <w:t>Neural</w:t>
+      </w:r>
+      <w:r>
+        <w:rPr>
+          <w:rFonts w:ascii="Times New Roman" w:hAnsi="Times New Roman" w:cs="Times New Roman"/>
+          <w:sz w:val="28"/>
+          <w:szCs w:val="28"/>
+        </w:rPr>
+        <w:t xml:space="preserve"> </w:t>
+      </w:r>
+      <w:r>
+        <w:rPr>
+          <w:rFonts w:ascii="Times New Roman" w:hAnsi="Times New Roman" w:cs="Times New Roman"/>
+          <w:sz w:val="28"/>
+          <w:szCs w:val="28"/>
+          <w:lang w:val="en-CA"/>
+        </w:rPr>
+        <w:t>Network</w:t>
+      </w:r>
+      <w:r>
+        <w:rPr>
+          <w:rFonts w:ascii="Times New Roman" w:hAnsi="Times New Roman" w:cs="Times New Roman"/>
+          <w:sz w:val="28"/>
+          <w:szCs w:val="28"/>
+        </w:rPr>
+        <w:t xml:space="preserve">, </w:t>
+      </w:r>
+      <w:r>
+        <w:rPr>
+          <w:rFonts w:ascii="Times New Roman" w:hAnsi="Times New Roman" w:cs="Times New Roman"/>
+          <w:sz w:val="28"/>
+          <w:szCs w:val="28"/>
+          <w:lang w:val="en-CA"/>
+        </w:rPr>
+        <w:t>GNN</w:t>
+      </w:r>
+      <w:r>
+        <w:rPr>
+          <w:rFonts w:ascii="Times New Roman" w:hAnsi="Times New Roman" w:cs="Times New Roman"/>
+          <w:sz w:val="28"/>
+          <w:szCs w:val="28"/>
+        </w:rPr>
+        <w:t xml:space="preserve">). В качестве учебной задачи выбрана задача размещения объектов на плоскости: она обладает естественной </w:t>
+      </w:r>
+      <w:proofErr w:type="spellStart"/>
+      <w:r>
+        <w:rPr>
+          <w:rFonts w:ascii="Times New Roman" w:hAnsi="Times New Roman" w:cs="Times New Roman"/>
+          <w:sz w:val="28"/>
+          <w:szCs w:val="28"/>
+        </w:rPr>
+        <w:t>графовой</w:t>
+      </w:r>
+      <w:proofErr w:type="spellEnd"/>
+      <w:r>
+        <w:rPr>
+          <w:rFonts w:ascii="Times New Roman" w:hAnsi="Times New Roman" w:cs="Times New Roman"/>
+          <w:sz w:val="28"/>
+          <w:szCs w:val="28"/>
+        </w:rPr>
+        <w:t xml:space="preserve"> структурой (объекты — узлы, связи между ними — рёбра) и позволяет наглядно проследить, как механизм передачи сообщений (</w:t>
+      </w:r>
+      <w:r>
+        <w:rPr>
+          <w:rFonts w:ascii="Times New Roman" w:hAnsi="Times New Roman" w:cs="Times New Roman"/>
+          <w:sz w:val="28"/>
+          <w:szCs w:val="28"/>
+          <w:lang w:val="en-CA"/>
+        </w:rPr>
+        <w:t>message</w:t>
+      </w:r>
+      <w:r>
+        <w:rPr>
+          <w:rFonts w:ascii="Times New Roman" w:hAnsi="Times New Roman" w:cs="Times New Roman"/>
+          <w:sz w:val="28"/>
+          <w:szCs w:val="28"/>
+        </w:rPr>
+        <w:t xml:space="preserve"> </w:t>
+      </w:r>
+      <w:r>
+        <w:rPr>
+          <w:rFonts w:ascii="Times New Roman" w:hAnsi="Times New Roman" w:cs="Times New Roman"/>
+          <w:sz w:val="28"/>
+          <w:szCs w:val="28"/>
+          <w:lang w:val="en-CA"/>
+        </w:rPr>
+        <w:t>passing</w:t>
+      </w:r>
+      <w:r>
+        <w:rPr>
+          <w:rFonts w:ascii="Times New Roman" w:hAnsi="Times New Roman" w:cs="Times New Roman"/>
+          <w:sz w:val="28"/>
+          <w:szCs w:val="28"/>
+        </w:rPr>
+        <w:t>) обрабатывает реляционные данные.</w:t>
       </w:r>
     </w:p>
     <w:p>
@@ -671,7 +876,24 @@
           <w:sz w:val="28"/>
           <w:szCs w:val="28"/>
         </w:rPr>
-        <w:t xml:space="preserve">Настоящий отчёт посвящён изучению архитектуры и принципов работы </w:t>
+        <w:t xml:space="preserve">В ходе работы реализована трёхслойная </w:t>
+      </w:r>
+      <w:r>
+        <w:rPr>
+          <w:rFonts w:ascii="Times New Roman" w:hAnsi="Times New Roman" w:cs="Times New Roman"/>
+          <w:sz w:val="28"/>
+          <w:szCs w:val="28"/>
+          <w:lang w:val="en-CA"/>
+        </w:rPr>
+        <w:t>GNN</w:t>
+      </w:r>
+      <w:r>
+        <w:rPr>
+          <w:rFonts w:ascii="Times New Roman" w:hAnsi="Times New Roman" w:cs="Times New Roman"/>
+          <w:sz w:val="28"/>
+          <w:szCs w:val="28"/>
+        </w:rPr>
+        <w:t xml:space="preserve"> с передачей сообщений на </w:t>
       </w:r>
       <w:proofErr w:type="spellStart"/>
       <w:r>
@@ -679,8 +901,9 @@
           <w:rFonts w:ascii="Times New Roman" w:hAnsi="Times New Roman" w:cs="Times New Roman"/>
           <w:sz w:val="28"/>
           <w:szCs w:val="28"/>
-        </w:rPr>
-        <w:t>графовых</w:t>
+          <w:lang w:val="en-CA"/>
+        </w:rPr>
+        <w:t>PyTorch</w:t>
       </w:r>
       <w:proofErr w:type="spellEnd"/>
       <w:r>
@@ -689,127 +912,7 @@
           <w:sz w:val="28"/>
           <w:szCs w:val="28"/>
         </w:rPr>
-        <w:t xml:space="preserve"> нейронных сетей (</w:t>
-      </w:r>
-      <w:r>
-        <w:rPr>
-          <w:rFonts w:ascii="Times New Roman" w:hAnsi="Times New Roman" w:cs="Times New Roman"/>
-          <w:sz w:val="28"/>
-          <w:szCs w:val="28"/>
-          <w:lang w:val="en-CA"/>
-        </w:rPr>
-        <w:t>Graph</w:t>
-      </w:r>
-      <w:r>
-        <w:rPr>
-          <w:rFonts w:ascii="Times New Roman" w:hAnsi="Times New Roman" w:cs="Times New Roman"/>
-          <w:sz w:val="28"/>
-          <w:szCs w:val="28"/>
-        </w:rPr>
-        <w:t xml:space="preserve"> </w:t>
-      </w:r>
-      <w:r>
-        <w:rPr>
-          <w:rFonts w:ascii="Times New Roman" w:hAnsi="Times New Roman" w:cs="Times New Roman"/>
-          <w:sz w:val="28"/>
-          <w:szCs w:val="28"/>
-          <w:lang w:val="en-CA"/>
-        </w:rPr>
-        <w:t>Neural</w:t>
-      </w:r>
-      <w:r>
-        <w:rPr>
-          <w:rFonts w:ascii="Times New Roman" w:hAnsi="Times New Roman" w:cs="Times New Roman"/>
-          <w:sz w:val="28"/>
-          <w:szCs w:val="28"/>
-        </w:rPr>
-        <w:t xml:space="preserve"> </w:t>
-      </w:r>
-      <w:r>
-        <w:rPr>
-          <w:rFonts w:ascii="Times New Roman" w:hAnsi="Times New Roman" w:cs="Times New Roman"/>
-          <w:sz w:val="28"/>
-          <w:szCs w:val="28"/>
-          <w:lang w:val="en-CA"/>
-        </w:rPr>
-        <w:t>Network</w:t>
-      </w:r>
-      <w:r>
-        <w:rPr>
-          <w:rFonts w:ascii="Times New Roman" w:hAnsi="Times New Roman" w:cs="Times New Roman"/>
-          <w:sz w:val="28"/>
-          <w:szCs w:val="28"/>
-        </w:rPr>
-        <w:t xml:space="preserve">, </w:t>
-      </w:r>
-      <w:r>
-        <w:rPr>
-          <w:rFonts w:ascii="Times New Roman" w:hAnsi="Times New Roman" w:cs="Times New Roman"/>
-          <w:sz w:val="28"/>
-          <w:szCs w:val="28"/>
-          <w:lang w:val="en-CA"/>
-        </w:rPr>
-        <w:t>GNN</w:t>
-      </w:r>
-      <w:r>
-        <w:rPr>
-          <w:rFonts w:ascii="Times New Roman" w:hAnsi="Times New Roman" w:cs="Times New Roman"/>
-          <w:sz w:val="28"/>
-          <w:szCs w:val="28"/>
-        </w:rPr>
-        <w:t xml:space="preserve">). В качестве учебной задачи выбрана задача размещения объектов на плоскости: она обладает естественной </w:t>
-      </w:r>
-      <w:proofErr w:type="spellStart"/>
-      <w:r>
-        <w:rPr>
-          <w:rFonts w:ascii="Times New Roman" w:hAnsi="Times New Roman" w:cs="Times New Roman"/>
-          <w:sz w:val="28"/>
-          <w:szCs w:val="28"/>
-        </w:rPr>
-        <w:t>графовой</w:t>
-      </w:r>
-      <w:proofErr w:type="spellEnd"/>
-      <w:r>
-        <w:rPr>
-          <w:rFonts w:ascii="Times New Roman" w:hAnsi="Times New Roman" w:cs="Times New Roman"/>
-          <w:sz w:val="28"/>
-          <w:szCs w:val="28"/>
-        </w:rPr>
-        <w:t xml:space="preserve"> структурой (объекты — узлы, связи между ними — рёбра) и позволяет наглядно проследить, как механизм передачи сообщений (</w:t>
-      </w:r>
-      <w:r>
-        <w:rPr>
-          <w:rFonts w:ascii="Times New Roman" w:hAnsi="Times New Roman" w:cs="Times New Roman"/>
-          <w:sz w:val="28"/>
-          <w:szCs w:val="28"/>
-          <w:lang w:val="en-CA"/>
-        </w:rPr>
-        <w:t>message</w:t>
-      </w:r>
-      <w:r>
-        <w:rPr>
-          <w:rFonts w:ascii="Times New Roman" w:hAnsi="Times New Roman" w:cs="Times New Roman"/>
-          <w:sz w:val="28"/>
-          <w:szCs w:val="28"/>
-        </w:rPr>
-        <w:t xml:space="preserve"> </w:t>
-      </w:r>
-      <w:r>
-        <w:rPr>
-          <w:rFonts w:ascii="Times New Roman" w:hAnsi="Times New Roman" w:cs="Times New Roman"/>
-          <w:sz w:val="28"/>
-          <w:szCs w:val="28"/>
-          <w:lang w:val="en-CA"/>
-        </w:rPr>
-        <w:t>passing</w:t>
-      </w:r>
-      <w:r>
-        <w:rPr>
-          <w:rFonts w:ascii="Times New Roman" w:hAnsi="Times New Roman" w:cs="Times New Roman"/>
-          <w:sz w:val="28"/>
-          <w:szCs w:val="28"/>
-        </w:rPr>
-        <w:t>) обрабатывает реляционные данные.</w:t>
+        <w:t>, которая генерирует начальное размещение объектов с учётом графа их взаимосвязей. Ограничения задачи (минимальные зазоры, доступ к дорогам, квартальная структура) используются как учебный полигон для формирования функции потерь и наблюдения за влиянием топологии графа на результат оптимизации.</w:t>
       </w:r>
     </w:p>
     <w:p>
@@ -828,7 +931,7 @@
           <w:sz w:val="28"/>
           <w:szCs w:val="28"/>
         </w:rPr>
-        <w:t xml:space="preserve">В ходе работы реализована трёхслойная </w:t>
+        <w:t xml:space="preserve">Результатом лабораторной работы является понимание структуры </w:t>
       </w:r>
       <w:r>
         <w:rPr>
@@ -845,26 +948,7 @@
           <w:sz w:val="28"/>
           <w:szCs w:val="28"/>
         </w:rPr>
-        <w:t xml:space="preserve"> с передачей сообщений на </w:t>
-      </w:r>
-      <w:proofErr w:type="spellStart"/>
-      <w:r>
-        <w:rPr>
-          <w:rFonts w:ascii="Times New Roman" w:hAnsi="Times New Roman" w:cs="Times New Roman"/>
-          <w:sz w:val="28"/>
-          <w:szCs w:val="28"/>
-          <w:lang w:val="en-CA"/>
-        </w:rPr>
-        <w:t>PyTorch</w:t>
-      </w:r>
-      <w:proofErr w:type="spellEnd"/>
-      <w:r>
-        <w:rPr>
-          <w:rFonts w:ascii="Times New Roman" w:hAnsi="Times New Roman" w:cs="Times New Roman"/>
-          <w:sz w:val="28"/>
-          <w:szCs w:val="28"/>
-        </w:rPr>
-        <w:t>, которая генерирует начальное размещение объектов с учётом графа их взаимосвязей. Ограничения задачи (минимальные зазоры, доступ к дорогам, квартальная структура) используются как учебный полигон для формирования функции потерь и наблюдения за влиянием топологии графа на результат оптимизации.</w:t>
+        <w:t>, механизма агрегации сообщений и способа применения нейронных сетей к задачам на графах.</w:t>
       </w:r>
     </w:p>
     <w:p>
@@ -875,43 +959,6 @@
           <w:rFonts w:ascii="Times New Roman" w:hAnsi="Times New Roman" w:cs="Times New Roman"/>
           <w:sz w:val="28"/>
           <w:szCs w:val="28"/>
-        </w:rPr>
-      </w:pPr>
-      <w:r>
-        <w:rPr>
-          <w:rFonts w:ascii="Times New Roman" w:hAnsi="Times New Roman" w:cs="Times New Roman"/>
-          <w:sz w:val="28"/>
-          <w:szCs w:val="28"/>
-        </w:rPr>
-        <w:t xml:space="preserve">Результатом лабораторной работы является понимание структуры </w:t>
-      </w:r>
-      <w:r>
-        <w:rPr>
-          <w:rFonts w:ascii="Times New Roman" w:hAnsi="Times New Roman" w:cs="Times New Roman"/>
-          <w:sz w:val="28"/>
-          <w:szCs w:val="28"/>
-          <w:lang w:val="en-CA"/>
-        </w:rPr>
-        <w:t>GNN</w:t>
-      </w:r>
-      <w:r>
-        <w:rPr>
-          <w:rFonts w:ascii="Times New Roman" w:hAnsi="Times New Roman" w:cs="Times New Roman"/>
-          <w:sz w:val="28"/>
-          <w:szCs w:val="28"/>
-        </w:rPr>
-        <w:t>, механизма агрегации сообщений и способа применения нейронных сетей к задачам на графах.</w:t>
-      </w:r>
-    </w:p>
-    <w:p>
-      <w:pPr>
-        <w:spacing w:line="360" w:lineRule="auto"/>
-        <w:ind w:firstLine="709"/>
-        <w:rPr>
-          <w:rFonts w:ascii="Times New Roman" w:hAnsi="Times New Roman" w:cs="Times New Roman"/>
-          <w:sz w:val="28"/>
-          <w:szCs w:val="28"/>
-          <w:lang w:val="en-CA"/>
         </w:rPr>
       </w:pPr>
       <w:r>
@@ -4528,12 +4575,6 @@
         <w:gridCol w:w="5250"/>
       </w:tblGrid>
       <w:tr>
-        <w:tblPrEx>
-          <w:tblCellMar>
-            <w:top w:w="0" w:type="dxa"/>
-            <w:bottom w:w="0" w:type="dxa"/>
-          </w:tblCellMar>
-        </w:tblPrEx>
         <w:tc>
           <w:tcPr>
             <w:tcW w:w="3200" w:type="dxa"/>
@@ -4635,12 +4676,6 @@
         </w:tc>
       </w:tr>
       <w:tr>
-        <w:tblPrEx>
-          <w:tblCellMar>
-            <w:top w:w="0" w:type="dxa"/>
-            <w:bottom w:w="0" w:type="dxa"/>
-          </w:tblCellMar>
-        </w:tblPrEx>
         <w:tc>
           <w:tcPr>
             <w:tcW w:w="3200" w:type="dxa"/>
@@ -4742,12 +4777,6 @@
         </w:tc>
       </w:tr>
       <w:tr>
-        <w:tblPrEx>
-          <w:tblCellMar>
-            <w:top w:w="0" w:type="dxa"/>
-            <w:bottom w:w="0" w:type="dxa"/>
-          </w:tblCellMar>
-        </w:tblPrEx>
         <w:tc>
           <w:tcPr>
             <w:tcW w:w="3200" w:type="dxa"/>
@@ -4860,12 +4889,6 @@
         </w:tc>
       </w:tr>
       <w:tr>
-        <w:tblPrEx>
-          <w:tblCellMar>
-            <w:top w:w="0" w:type="dxa"/>
-            <w:bottom w:w="0" w:type="dxa"/>
-          </w:tblCellMar>
-        </w:tblPrEx>
         <w:tc>
           <w:tcPr>
             <w:tcW w:w="3200" w:type="dxa"/>
@@ -4979,12 +5002,6 @@
         </w:tc>
       </w:tr>
       <w:tr>
-        <w:tblPrEx>
-          <w:tblCellMar>
-            <w:top w:w="0" w:type="dxa"/>
-            <w:bottom w:w="0" w:type="dxa"/>
-          </w:tblCellMar>
-        </w:tblPrEx>
         <w:tc>
           <w:tcPr>
             <w:tcW w:w="3200" w:type="dxa"/>
@@ -5084,12 +5101,6 @@
         </w:tc>
       </w:tr>
       <w:tr>
-        <w:tblPrEx>
-          <w:tblCellMar>
-            <w:top w:w="0" w:type="dxa"/>
-            <w:bottom w:w="0" w:type="dxa"/>
-          </w:tblCellMar>
-        </w:tblPrEx>
         <w:tc>
           <w:tcPr>
             <w:tcW w:w="3200" w:type="dxa"/>
@@ -5307,12 +5318,6 @@
         <w:gridCol w:w="5250"/>
       </w:tblGrid>
       <w:tr>
-        <w:tblPrEx>
-          <w:tblCellMar>
-            <w:top w:w="0" w:type="dxa"/>
-            <w:bottom w:w="0" w:type="dxa"/>
-          </w:tblCellMar>
-        </w:tblPrEx>
         <w:tc>
           <w:tcPr>
             <w:tcW w:w="3200" w:type="dxa"/>
@@ -5396,12 +5401,6 @@
         </w:tc>
       </w:tr>
       <w:tr>
-        <w:tblPrEx>
-          <w:tblCellMar>
-            <w:top w:w="0" w:type="dxa"/>
-            <w:bottom w:w="0" w:type="dxa"/>
-          </w:tblCellMar>
-        </w:tblPrEx>
         <w:tc>
           <w:tcPr>
             <w:tcW w:w="3200" w:type="dxa"/>
@@ -5532,12 +5531,6 @@
         </w:tc>
       </w:tr>
       <w:tr>
-        <w:tblPrEx>
-          <w:tblCellMar>
-            <w:top w:w="0" w:type="dxa"/>
-            <w:bottom w:w="0" w:type="dxa"/>
-          </w:tblCellMar>
-        </w:tblPrEx>
         <w:tc>
           <w:tcPr>
             <w:tcW w:w="3200" w:type="dxa"/>
@@ -5668,12 +5661,6 @@
         </w:tc>
       </w:tr>
       <w:tr>
-        <w:tblPrEx>
-          <w:tblCellMar>
-            <w:top w:w="0" w:type="dxa"/>
-            <w:bottom w:w="0" w:type="dxa"/>
-          </w:tblCellMar>
-        </w:tblPrEx>
         <w:tc>
           <w:tcPr>
             <w:tcW w:w="3200" w:type="dxa"/>
@@ -5795,12 +5782,6 @@
         </w:tc>
       </w:tr>
       <w:tr>
-        <w:tblPrEx>
-          <w:tblCellMar>
-            <w:top w:w="0" w:type="dxa"/>
-            <w:bottom w:w="0" w:type="dxa"/>
-          </w:tblCellMar>
-        </w:tblPrEx>
         <w:tc>
           <w:tcPr>
             <w:tcW w:w="3200" w:type="dxa"/>
@@ -5878,12 +5859,6 @@
         </w:tc>
       </w:tr>
       <w:tr>
-        <w:tblPrEx>
-          <w:tblCellMar>
-            <w:top w:w="0" w:type="dxa"/>
-            <w:bottom w:w="0" w:type="dxa"/>
-          </w:tblCellMar>
-        </w:tblPrEx>
         <w:tc>
           <w:tcPr>
             <w:tcW w:w="3200" w:type="dxa"/>
@@ -7193,12 +7168,6 @@
         <w:gridCol w:w="5250"/>
       </w:tblGrid>
       <w:tr>
-        <w:tblPrEx>
-          <w:tblCellMar>
-            <w:top w:w="0" w:type="dxa"/>
-            <w:bottom w:w="0" w:type="dxa"/>
-          </w:tblCellMar>
-        </w:tblPrEx>
         <w:tc>
           <w:tcPr>
             <w:tcW w:w="3200" w:type="dxa"/>
@@ -7311,12 +7280,6 @@
         </w:tc>
       </w:tr>
       <w:tr>
-        <w:tblPrEx>
-          <w:tblCellMar>
-            <w:top w:w="0" w:type="dxa"/>
-            <w:bottom w:w="0" w:type="dxa"/>
-          </w:tblCellMar>
-        </w:tblPrEx>
         <w:tc>
           <w:tcPr>
             <w:tcW w:w="3200" w:type="dxa"/>
@@ -7479,12 +7442,6 @@
         </w:tc>
       </w:tr>
       <w:tr>
-        <w:tblPrEx>
-          <w:tblCellMar>
-            <w:top w:w="0" w:type="dxa"/>
-            <w:bottom w:w="0" w:type="dxa"/>
-          </w:tblCellMar>
-        </w:tblPrEx>
         <w:tc>
           <w:tcPr>
             <w:tcW w:w="3200" w:type="dxa"/>
@@ -7657,12 +7614,6 @@
         </w:tc>
       </w:tr>
       <w:tr>
-        <w:tblPrEx>
-          <w:tblCellMar>
-            <w:top w:w="0" w:type="dxa"/>
-            <w:bottom w:w="0" w:type="dxa"/>
-          </w:tblCellMar>
-        </w:tblPrEx>
         <w:tc>
           <w:tcPr>
             <w:tcW w:w="3200" w:type="dxa"/>
@@ -7825,12 +7776,6 @@
         </w:tc>
       </w:tr>
       <w:tr>
-        <w:tblPrEx>
-          <w:tblCellMar>
-            <w:top w:w="0" w:type="dxa"/>
-            <w:bottom w:w="0" w:type="dxa"/>
-          </w:tblCellMar>
-        </w:tblPrEx>
         <w:tc>
           <w:tcPr>
             <w:tcW w:w="3200" w:type="dxa"/>
@@ -8049,12 +7994,6 @@
         </w:tc>
       </w:tr>
       <w:tr>
-        <w:tblPrEx>
-          <w:tblCellMar>
-            <w:top w:w="0" w:type="dxa"/>
-            <w:bottom w:w="0" w:type="dxa"/>
-          </w:tblCellMar>
-        </w:tblPrEx>
         <w:tc>
           <w:tcPr>
             <w:tcW w:w="3200" w:type="dxa"/>
@@ -8264,12 +8203,6 @@
         </w:tc>
       </w:tr>
       <w:tr>
-        <w:tblPrEx>
-          <w:tblCellMar>
-            <w:top w:w="0" w:type="dxa"/>
-            <w:bottom w:w="0" w:type="dxa"/>
-          </w:tblCellMar>
-        </w:tblPrEx>
         <w:tc>
           <w:tcPr>
             <w:tcW w:w="3200" w:type="dxa"/>
@@ -8411,12 +8344,6 @@
         </w:tc>
       </w:tr>
       <w:tr>
-        <w:tblPrEx>
-          <w:tblCellMar>
-            <w:top w:w="0" w:type="dxa"/>
-            <w:bottom w:w="0" w:type="dxa"/>
-          </w:tblCellMar>
-        </w:tblPrEx>
         <w:tc>
           <w:tcPr>
             <w:tcW w:w="3200" w:type="dxa"/>
@@ -11034,12 +10961,6 @@
         <w:gridCol w:w="5250"/>
       </w:tblGrid>
       <w:tr>
-        <w:tblPrEx>
-          <w:tblCellMar>
-            <w:top w:w="0" w:type="dxa"/>
-            <w:bottom w:w="0" w:type="dxa"/>
-          </w:tblCellMar>
-        </w:tblPrEx>
         <w:tc>
           <w:tcPr>
             <w:tcW w:w="3200" w:type="dxa"/>
@@ -11123,12 +11044,6 @@
         </w:tc>
       </w:tr>
       <w:tr>
-        <w:tblPrEx>
-          <w:tblCellMar>
-            <w:top w:w="0" w:type="dxa"/>
-            <w:bottom w:w="0" w:type="dxa"/>
-          </w:tblCellMar>
-        </w:tblPrEx>
         <w:tc>
           <w:tcPr>
             <w:tcW w:w="3200" w:type="dxa"/>
@@ -11221,12 +11136,6 @@
         </w:tc>
       </w:tr>
       <w:tr>
-        <w:tblPrEx>
-          <w:tblCellMar>
-            <w:top w:w="0" w:type="dxa"/>
-            <w:bottom w:w="0" w:type="dxa"/>
-          </w:tblCellMar>
-        </w:tblPrEx>
         <w:tc>
           <w:tcPr>
             <w:tcW w:w="3200" w:type="dxa"/>
@@ -11319,12 +11228,6 @@
         </w:tc>
       </w:tr>
       <w:tr>
-        <w:tblPrEx>
-          <w:tblCellMar>
-            <w:top w:w="0" w:type="dxa"/>
-            <w:bottom w:w="0" w:type="dxa"/>
-          </w:tblCellMar>
-        </w:tblPrEx>
         <w:tc>
           <w:tcPr>
             <w:tcW w:w="3200" w:type="dxa"/>
@@ -11417,12 +11320,6 @@
         </w:tc>
       </w:tr>
       <w:tr>
-        <w:tblPrEx>
-          <w:tblCellMar>
-            <w:top w:w="0" w:type="dxa"/>
-            <w:bottom w:w="0" w:type="dxa"/>
-          </w:tblCellMar>
-        </w:tblPrEx>
         <w:tc>
           <w:tcPr>
             <w:tcW w:w="3200" w:type="dxa"/>
@@ -11515,12 +11412,6 @@
         </w:tc>
       </w:tr>
       <w:tr>
-        <w:tblPrEx>
-          <w:tblCellMar>
-            <w:top w:w="0" w:type="dxa"/>
-            <w:bottom w:w="0" w:type="dxa"/>
-          </w:tblCellMar>
-        </w:tblPrEx>
         <w:tc>
           <w:tcPr>
             <w:tcW w:w="3200" w:type="dxa"/>
@@ -11604,12 +11495,6 @@
         </w:tc>
       </w:tr>
       <w:tr>
-        <w:tblPrEx>
-          <w:tblCellMar>
-            <w:top w:w="0" w:type="dxa"/>
-            <w:bottom w:w="0" w:type="dxa"/>
-          </w:tblCellMar>
-        </w:tblPrEx>
         <w:tc>
           <w:tcPr>
             <w:tcW w:w="3200" w:type="dxa"/>
@@ -11693,12 +11578,6 @@
         </w:tc>
       </w:tr>
       <w:tr>
-        <w:tblPrEx>
-          <w:tblCellMar>
-            <w:top w:w="0" w:type="dxa"/>
-            <w:bottom w:w="0" w:type="dxa"/>
-          </w:tblCellMar>
-        </w:tblPrEx>
         <w:tc>
           <w:tcPr>
             <w:tcW w:w="3200" w:type="dxa"/>
@@ -11782,12 +11661,6 @@
         </w:tc>
       </w:tr>
       <w:tr>
-        <w:tblPrEx>
-          <w:tblCellMar>
-            <w:top w:w="0" w:type="dxa"/>
-            <w:bottom w:w="0" w:type="dxa"/>
-          </w:tblCellMar>
-        </w:tblPrEx>
         <w:tc>
           <w:tcPr>
             <w:tcW w:w="3200" w:type="dxa"/>
@@ -12116,12 +11989,6 @@
         <w:gridCol w:w="5250"/>
       </w:tblGrid>
       <w:tr>
-        <w:tblPrEx>
-          <w:tblCellMar>
-            <w:top w:w="0" w:type="dxa"/>
-            <w:bottom w:w="0" w:type="dxa"/>
-          </w:tblCellMar>
-        </w:tblPrEx>
         <w:tc>
           <w:tcPr>
             <w:tcW w:w="3200" w:type="dxa"/>
@@ -12206,12 +12073,6 @@
         </w:tc>
       </w:tr>
       <w:tr>
-        <w:tblPrEx>
-          <w:tblCellMar>
-            <w:top w:w="0" w:type="dxa"/>
-            <w:bottom w:w="0" w:type="dxa"/>
-          </w:tblCellMar>
-        </w:tblPrEx>
         <w:tc>
           <w:tcPr>
             <w:tcW w:w="3200" w:type="dxa"/>
@@ -12313,12 +12174,6 @@
         </w:tc>
       </w:tr>
       <w:tr>
-        <w:tblPrEx>
-          <w:tblCellMar>
-            <w:top w:w="0" w:type="dxa"/>
-            <w:bottom w:w="0" w:type="dxa"/>
-          </w:tblCellMar>
-        </w:tblPrEx>
         <w:tc>
           <w:tcPr>
             <w:tcW w:w="3200" w:type="dxa"/>
@@ -12420,12 +12275,6 @@
         </w:tc>
       </w:tr>
       <w:tr>
-        <w:tblPrEx>
-          <w:tblCellMar>
-            <w:top w:w="0" w:type="dxa"/>
-            <w:bottom w:w="0" w:type="dxa"/>
-          </w:tblCellMar>
-        </w:tblPrEx>
         <w:tc>
           <w:tcPr>
             <w:tcW w:w="3200" w:type="dxa"/>
@@ -12527,12 +12376,6 @@
         </w:tc>
       </w:tr>
       <w:tr>
-        <w:tblPrEx>
-          <w:tblCellMar>
-            <w:top w:w="0" w:type="dxa"/>
-            <w:bottom w:w="0" w:type="dxa"/>
-          </w:tblCellMar>
-        </w:tblPrEx>
         <w:tc>
           <w:tcPr>
             <w:tcW w:w="3200" w:type="dxa"/>
@@ -12634,12 +12477,6 @@
         </w:tc>
       </w:tr>
       <w:tr>
-        <w:tblPrEx>
-          <w:tblCellMar>
-            <w:top w:w="0" w:type="dxa"/>
-            <w:bottom w:w="0" w:type="dxa"/>
-          </w:tblCellMar>
-        </w:tblPrEx>
         <w:tc>
           <w:tcPr>
             <w:tcW w:w="3200" w:type="dxa"/>
@@ -12721,12 +12558,6 @@
         </w:tc>
       </w:tr>
       <w:tr>
-        <w:tblPrEx>
-          <w:tblCellMar>
-            <w:top w:w="0" w:type="dxa"/>
-            <w:bottom w:w="0" w:type="dxa"/>
-          </w:tblCellMar>
-        </w:tblPrEx>
         <w:tc>
           <w:tcPr>
             <w:tcW w:w="3200" w:type="dxa"/>
@@ -18429,6 +18260,7 @@
   <w:style w:type="character" w:default="1" w:styleId="a0">
     <w:name w:val="Default Paragraph Font"/>
     <w:uiPriority w:val="1"/>
+    <w:semiHidden/>
     <w:unhideWhenUsed/>
   </w:style>
   <w:style w:type="table" w:default="1" w:styleId="a1">
